--- a/MaquetteVG/Notes Maquette_à lire.docx
+++ b/MaquetteVG/Notes Maquette_à lire.docx
@@ -69,7 +69,10 @@
         <w:jc w:val="both"/>
       </w:pPr>
       <w:r>
-        <w:t xml:space="preserve">plusieurs personnes peuvent se connecter </w:t>
+        <w:t>P</w:t>
+      </w:r>
+      <w:r>
+        <w:t xml:space="preserve">lusieurs personnes peuvent se connecter </w:t>
       </w:r>
       <w:r>
         <w:t>ou non (différentes vues en fonction du niveau de connexion)</w:t>
@@ -85,15 +88,25 @@
         <w:jc w:val="both"/>
       </w:pPr>
       <w:r>
-        <w:t xml:space="preserve">Espace utilisateur avec info de l’utilisateur (mail, </w:t>
-      </w:r>
-      <w:proofErr w:type="spellStart"/>
-      <w:r>
-        <w:t>username</w:t>
-      </w:r>
-      <w:proofErr w:type="spellEnd"/>
-      <w:r>
-        <w:t>,  nom, prénom, coordonnées,..)</w:t>
+        <w:t>Espace utilisateur avec info</w:t>
+      </w:r>
+      <w:r>
+        <w:t>s</w:t>
+      </w:r>
+      <w:r>
+        <w:t xml:space="preserve"> de l’utilisateur (mail, </w:t>
+      </w:r>
+      <w:r>
+        <w:t>username, nom</w:t>
+      </w:r>
+      <w:r>
+        <w:t xml:space="preserve">, prénom, </w:t>
+      </w:r>
+      <w:r>
+        <w:t>coordonnées,</w:t>
+      </w:r>
+      <w:r>
+        <w:t>)</w:t>
       </w:r>
     </w:p>
     <w:p>
@@ -109,15 +122,7 @@
         <w:t xml:space="preserve">Plusieurs niveaux d’accès </w:t>
       </w:r>
       <w:r>
-        <w:t xml:space="preserve">(User, </w:t>
-      </w:r>
-      <w:proofErr w:type="spellStart"/>
-      <w:r>
-        <w:t>TeamVG</w:t>
-      </w:r>
-      <w:proofErr w:type="spellEnd"/>
-      <w:r>
-        <w:t>, admin)</w:t>
+        <w:t>(User, TeamVG, admin)</w:t>
       </w:r>
     </w:p>
     <w:p>
@@ -140,15 +145,13 @@
         <w:t xml:space="preserve"> </w:t>
       </w:r>
       <w:r>
-        <w:t>Présentation de l’</w:t>
-      </w:r>
-      <w:proofErr w:type="spellStart"/>
-      <w:r>
-        <w:t>Entreprise,Equipe</w:t>
-      </w:r>
-      <w:proofErr w:type="spellEnd"/>
-      <w:r>
-        <w:t xml:space="preserve">,… </w:t>
+        <w:t>Présentation de l’Entreprise,</w:t>
+      </w:r>
+      <w:r>
+        <w:t xml:space="preserve"> </w:t>
+      </w:r>
+      <w:r>
+        <w:t xml:space="preserve">Equipe,… </w:t>
       </w:r>
     </w:p>
     <w:p>
@@ -186,6 +189,9 @@
       <w:r>
         <w:t>Menu classique (Header) en vue ordinateur</w:t>
       </w:r>
+      <w:r>
+        <w:t xml:space="preserve"> et tablette</w:t>
+      </w:r>
     </w:p>
     <w:p>
       <w:pPr>
@@ -220,14 +226,21 @@
           <w:b/>
           <w:bCs/>
         </w:rPr>
-        <w:t>(à détailler dans la maquette)</w:t>
-      </w:r>
-      <w:r>
-        <w:rPr>
-          <w:b/>
-          <w:bCs/>
-        </w:rPr>
-        <w:t>:</w:t>
+        <w:t>(à détailler dans la maquette</w:t>
+      </w:r>
+      <w:r>
+        <w:rPr>
+          <w:b/>
+          <w:bCs/>
+        </w:rPr>
+        <w:t>)</w:t>
+      </w:r>
+      <w:r>
+        <w:rPr>
+          <w:b/>
+          <w:bCs/>
+        </w:rPr>
+        <w:t xml:space="preserve"> :</w:t>
       </w:r>
     </w:p>
     <w:p>
@@ -240,7 +253,16 @@
         <w:jc w:val="both"/>
       </w:pPr>
       <w:r>
-        <w:t xml:space="preserve">info entreprise, </w:t>
+        <w:t>I</w:t>
+      </w:r>
+      <w:r>
+        <w:t>nfo</w:t>
+      </w:r>
+      <w:r>
+        <w:t>s</w:t>
+      </w:r>
+      <w:r>
+        <w:t xml:space="preserve"> entreprise, </w:t>
       </w:r>
     </w:p>
     <w:p>
@@ -253,7 +275,16 @@
         <w:jc w:val="both"/>
       </w:pPr>
       <w:r>
-        <w:t xml:space="preserve">présentation de l’ équipe, </w:t>
+        <w:t>P</w:t>
+      </w:r>
+      <w:r>
+        <w:t xml:space="preserve">résentation de </w:t>
+      </w:r>
+      <w:r>
+        <w:t>l’équipe</w:t>
+      </w:r>
+      <w:r>
+        <w:t xml:space="preserve">, </w:t>
       </w:r>
     </w:p>
     <w:p>
@@ -266,7 +297,10 @@
         <w:jc w:val="both"/>
       </w:pPr>
       <w:r>
-        <w:t>lieu, horaires et coordonnées,</w:t>
+        <w:t>L</w:t>
+      </w:r>
+      <w:r>
+        <w:t>ieu, horaires et coordonnées,</w:t>
       </w:r>
     </w:p>
     <w:p>
@@ -279,7 +313,13 @@
         <w:jc w:val="both"/>
       </w:pPr>
       <w:r>
-        <w:t xml:space="preserve"> espace commentaires client</w:t>
+        <w:t xml:space="preserve"> </w:t>
+      </w:r>
+      <w:r>
+        <w:t>E</w:t>
+      </w:r>
+      <w:r>
+        <w:t>space commentaires client</w:t>
       </w:r>
     </w:p>
     <w:p>
@@ -317,31 +357,31 @@
           <w:bCs/>
           <w:u w:val="single"/>
         </w:rPr>
-        <w:t>Maquette FIGMA</w:t>
-      </w:r>
-      <w:r>
-        <w:rPr>
-          <w:b/>
-          <w:bCs/>
-          <w:u w:val="single"/>
-        </w:rPr>
-        <w:t>:</w:t>
-      </w:r>
-    </w:p>
-    <w:p>
-      <w:pPr>
-        <w:jc w:val="both"/>
-      </w:pPr>
-      <w:r>
-        <w:t xml:space="preserve"> Maquetter la page d’accueil de l’entreprise </w:t>
-      </w:r>
-      <w:proofErr w:type="spellStart"/>
-      <w:r>
-        <w:t>ViteEtGourmand</w:t>
-      </w:r>
-      <w:proofErr w:type="spellEnd"/>
-      <w:r>
-        <w:t xml:space="preserve"> pour ordinateur et mobile en responsive.</w:t>
+        <w:t xml:space="preserve">Maquette </w:t>
+      </w:r>
+      <w:r>
+        <w:rPr>
+          <w:b/>
+          <w:bCs/>
+          <w:u w:val="single"/>
+        </w:rPr>
+        <w:t>FIGMA</w:t>
+      </w:r>
+      <w:r>
+        <w:rPr>
+          <w:b/>
+          <w:bCs/>
+          <w:u w:val="single"/>
+        </w:rPr>
+        <w:t xml:space="preserve"> :</w:t>
+      </w:r>
+    </w:p>
+    <w:p>
+      <w:pPr>
+        <w:jc w:val="both"/>
+      </w:pPr>
+      <w:r>
+        <w:t xml:space="preserve"> Maquetter la page d’accueil de l’entreprise ViteEtGourmand pour ordinateur et mobile en responsive.</w:t>
       </w:r>
     </w:p>
     <w:p>
@@ -369,31 +409,53 @@
         </w:rPr>
         <w:t xml:space="preserve"> </w:t>
       </w:r>
-      <w:proofErr w:type="spellStart"/>
-      <w:r>
-        <w:rPr>
-          <w:b/>
-          <w:bCs/>
-          <w:u w:val="single"/>
-        </w:rPr>
-        <w:t>Desktop&amp;Phone</w:t>
-      </w:r>
-      <w:proofErr w:type="spellEnd"/>
-    </w:p>
-    <w:p>
-      <w:pPr>
-        <w:jc w:val="both"/>
-      </w:pPr>
-      <w:r>
-        <w:t>Cf. les fichiers dans le dossier Wireframe (</w:t>
-      </w:r>
-      <w:proofErr w:type="spellStart"/>
-      <w:r>
-        <w:t>Desktop&amp;Phone</w:t>
-      </w:r>
-      <w:proofErr w:type="spellEnd"/>
-      <w:r>
-        <w:t>)</w:t>
+      <w:r>
+        <w:rPr>
+          <w:b/>
+          <w:bCs/>
+          <w:u w:val="single"/>
+        </w:rPr>
+        <w:t>Desktop</w:t>
+      </w:r>
+      <w:r>
+        <w:rPr>
+          <w:b/>
+          <w:bCs/>
+          <w:u w:val="single"/>
+        </w:rPr>
+        <w:t xml:space="preserve"> </w:t>
+      </w:r>
+      <w:r>
+        <w:rPr>
+          <w:b/>
+          <w:bCs/>
+          <w:u w:val="single"/>
+        </w:rPr>
+        <w:t>&amp;</w:t>
+      </w:r>
+      <w:r>
+        <w:rPr>
+          <w:b/>
+          <w:bCs/>
+          <w:u w:val="single"/>
+        </w:rPr>
+        <w:t xml:space="preserve"> </w:t>
+      </w:r>
+      <w:r>
+        <w:rPr>
+          <w:b/>
+          <w:bCs/>
+          <w:u w:val="single"/>
+        </w:rPr>
+        <w:t>Phone</w:t>
+      </w:r>
+    </w:p>
+    <w:p>
+      <w:pPr>
+        <w:jc w:val="both"/>
+      </w:pPr>
+      <w:r>
+        <w:t>Cf. les fichiers dans le dossier Wireframe (Desktop&amp;Phone)</w:t>
       </w:r>
     </w:p>
     <w:p>
@@ -443,15 +505,7 @@
         <w:t>Cf. le fichier</w:t>
       </w:r>
       <w:r>
-        <w:t xml:space="preserve"> Charte </w:t>
-      </w:r>
-      <w:proofErr w:type="spellStart"/>
-      <w:r>
-        <w:t>graphique_VGO</w:t>
-      </w:r>
-      <w:proofErr w:type="spellEnd"/>
-      <w:r>
-        <w:t xml:space="preserve"> à la racine du dossier Maquette</w:t>
+        <w:t xml:space="preserve"> Charte graphique_VGO à la racine du dossier Maquette</w:t>
       </w:r>
       <w:r>
         <w:t xml:space="preserve"> </w:t>
@@ -482,7 +536,6 @@
         </w:rPr>
         <w:t xml:space="preserve">_ </w:t>
       </w:r>
-      <w:proofErr w:type="spellStart"/>
       <w:r>
         <w:rPr>
           <w:b/>
@@ -491,48 +544,30 @@
         </w:rPr>
         <w:t>Mockup</w:t>
       </w:r>
-      <w:proofErr w:type="spellEnd"/>
-      <w:r>
-        <w:rPr>
-          <w:b/>
-          <w:bCs/>
-          <w:u w:val="single"/>
-        </w:rPr>
+      <w:r>
+        <w:rPr>
+          <w:b/>
+          <w:bCs/>
+          <w:u w:val="single"/>
+        </w:rPr>
+        <w:t xml:space="preserve"> Desktop&amp;Phone</w:t>
+      </w:r>
+    </w:p>
+    <w:p>
+      <w:pPr>
+        <w:jc w:val="both"/>
+      </w:pPr>
+      <w:r>
+        <w:t xml:space="preserve">Cf. les fichiers dans le dossier </w:t>
+      </w:r>
+      <w:r>
+        <w:t>MockUp</w:t>
+      </w:r>
+      <w:r>
         <w:t xml:space="preserve"> </w:t>
       </w:r>
-      <w:proofErr w:type="spellStart"/>
-      <w:r>
-        <w:rPr>
-          <w:b/>
-          <w:bCs/>
-          <w:u w:val="single"/>
-        </w:rPr>
-        <w:t>Desktop&amp;Phone</w:t>
-      </w:r>
-      <w:proofErr w:type="spellEnd"/>
-    </w:p>
-    <w:p>
-      <w:pPr>
-        <w:jc w:val="both"/>
-      </w:pPr>
-      <w:r>
-        <w:t xml:space="preserve">Cf. les fichiers dans le dossier </w:t>
-      </w:r>
-      <w:proofErr w:type="spellStart"/>
-      <w:r>
-        <w:t>MockUp</w:t>
-      </w:r>
-      <w:proofErr w:type="spellEnd"/>
-      <w:r>
-        <w:t>(</w:t>
-      </w:r>
-      <w:proofErr w:type="spellStart"/>
-      <w:r>
-        <w:t>Desktop&amp;Phone</w:t>
-      </w:r>
-      <w:proofErr w:type="spellEnd"/>
-      <w:r>
-        <w:t>)</w:t>
+      <w:r>
+        <w:t>(Desktop&amp;Phone)</w:t>
       </w:r>
     </w:p>
     <w:p>
@@ -560,41 +595,53 @@
         </w:rPr>
         <w:t>_Fichier Natif (</w:t>
       </w:r>
-      <w:proofErr w:type="spellStart"/>
-      <w:r>
-        <w:rPr>
-          <w:b/>
-          <w:bCs/>
-          <w:u w:val="single"/>
-        </w:rPr>
-        <w:t>figma</w:t>
-      </w:r>
-      <w:proofErr w:type="spellEnd"/>
-      <w:r>
-        <w:rPr>
-          <w:b/>
-          <w:bCs/>
-          <w:u w:val="single"/>
-        </w:rPr>
-        <w:t>) et Vue complète (</w:t>
-      </w:r>
-      <w:proofErr w:type="spellStart"/>
-      <w:r>
-        <w:rPr>
-          <w:b/>
-          <w:bCs/>
-          <w:u w:val="single"/>
-        </w:rPr>
-        <w:t>Wireframe&amp;Mockup</w:t>
-      </w:r>
-      <w:proofErr w:type="spellEnd"/>
-      <w:r>
-        <w:rPr>
-          <w:b/>
-          <w:bCs/>
-          <w:u w:val="single"/>
-        </w:rPr>
-        <w:t>)</w:t>
+      <w:r>
+        <w:rPr>
+          <w:b/>
+          <w:bCs/>
+          <w:u w:val="single"/>
+        </w:rPr>
+        <w:t>F</w:t>
+      </w:r>
+      <w:r>
+        <w:rPr>
+          <w:b/>
+          <w:bCs/>
+          <w:u w:val="single"/>
+        </w:rPr>
+        <w:t>igma) et Vue complète (Wireframe</w:t>
+      </w:r>
+      <w:r>
+        <w:rPr>
+          <w:b/>
+          <w:bCs/>
+          <w:u w:val="single"/>
+        </w:rPr>
+        <w:t xml:space="preserve"> </w:t>
+      </w:r>
+      <w:r>
+        <w:rPr>
+          <w:b/>
+          <w:bCs/>
+          <w:u w:val="single"/>
+        </w:rPr>
+        <w:t>&amp;</w:t>
+      </w:r>
+      <w:r>
+        <w:rPr>
+          <w:b/>
+          <w:bCs/>
+          <w:u w:val="single"/>
+        </w:rPr>
+        <w:t xml:space="preserve"> </w:t>
+      </w:r>
+      <w:r>
+        <w:rPr>
+          <w:b/>
+          <w:bCs/>
+          <w:u w:val="single"/>
+        </w:rPr>
+        <w:t>Mockup)</w:t>
       </w:r>
     </w:p>
     <w:p>
@@ -618,7 +665,6 @@
         </w:rPr>
         <w:t xml:space="preserve"> </w:t>
       </w:r>
-      <w:proofErr w:type="spellStart"/>
       <w:r>
         <w:rPr>
           <w:b/>
@@ -633,7 +679,6 @@
         </w:rPr>
         <w:t>.fig</w:t>
       </w:r>
-      <w:proofErr w:type="spellEnd"/>
     </w:p>
     <w:p>
       <w:pPr>
@@ -646,11 +691,9 @@
       <w:r>
         <w:t xml:space="preserve">Export </w:t>
       </w:r>
-      <w:proofErr w:type="spellStart"/>
-      <w:r>
-        <w:t>Pdf</w:t>
-      </w:r>
-      <w:proofErr w:type="spellEnd"/>
+      <w:r>
+        <w:t>PDF</w:t>
+      </w:r>
       <w:r>
         <w:t xml:space="preserve"> </w:t>
       </w:r>
@@ -2633,4 +2676,16 @@
     </a:ext>
   </a:extLst>
 </a:theme>
+</file>
+
+<file path=customXml/item1.xml><?xml version="1.0" encoding="utf-8"?>
+<b:Sources xmlns:b="http://schemas.openxmlformats.org/officeDocument/2006/bibliography" xmlns="http://schemas.openxmlformats.org/officeDocument/2006/bibliography" SelectedStyle="\APASixthEditionOfficeOnline.xsl" StyleName="APA" Version="6"/>
+</file>
+
+<file path=customXml/itemProps1.xml><?xml version="1.0" encoding="utf-8"?>
+<ds:datastoreItem xmlns:ds="http://schemas.openxmlformats.org/officeDocument/2006/customXml" ds:itemID="{825361FF-3E57-40B3-814E-E6B675223708}">
+  <ds:schemaRefs>
+    <ds:schemaRef ds:uri="http://schemas.openxmlformats.org/officeDocument/2006/bibliography"/>
+  </ds:schemaRefs>
+</ds:datastoreItem>
 </file>